--- a/Individual Assignment/In-Semester Individual Assignment Template.docx
+++ b/Individual Assignment/In-Semester Individual Assignment Template.docx
@@ -1,6 +1,6 @@
 
 <file path=word/document.xml><?xml version="1.0" encoding="utf-8"?>
-<w:document xmlns:wpc="http://schemas.microsoft.com/office/word/2010/wordprocessingCanvas" xmlns:mc="http://schemas.openxmlformats.org/markup-compatibility/2006" xmlns:o="urn:schemas-microsoft-com:office:office" xmlns:r="http://schemas.openxmlformats.org/officeDocument/2006/relationships" xmlns:m="http://schemas.openxmlformats.org/officeDocument/2006/math" xmlns:v="urn:schemas-microsoft-com:vml" xmlns:wp14="http://schemas.microsoft.com/office/word/2010/wordprocessingDrawing" xmlns:wp="http://schemas.openxmlformats.org/drawingml/2006/wordprocessingDrawing" xmlns:w10="urn:schemas-microsoft-com:office:word" xmlns:w="http://schemas.openxmlformats.org/wordprocessingml/2006/main" xmlns:w14="http://schemas.microsoft.com/office/word/2010/wordml" xmlns:w15="http://schemas.microsoft.com/office/word/2012/wordml" xmlns:wpg="http://schemas.microsoft.com/office/word/2010/wordprocessingGroup" xmlns:wpi="http://schemas.microsoft.com/office/word/2010/wordprocessingInk" xmlns:wne="http://schemas.microsoft.com/office/word/2006/wordml" xmlns:wps="http://schemas.microsoft.com/office/word/2010/wordprocessingShape" mc:Ignorable="w14 w15 wp14">
+<w:document xmlns:wpc="http://schemas.microsoft.com/office/word/2010/wordprocessingCanvas" xmlns:cx="http://schemas.microsoft.com/office/drawing/2014/chartex" xmlns:cx1="http://schemas.microsoft.com/office/drawing/2015/9/8/chartex" xmlns:cx2="http://schemas.microsoft.com/office/drawing/2015/10/21/chartex" xmlns:cx3="http://schemas.microsoft.com/office/drawing/2016/5/9/chartex" xmlns:cx4="http://schemas.microsoft.com/office/drawing/2016/5/10/chartex" xmlns:cx5="http://schemas.microsoft.com/office/drawing/2016/5/11/chartex" xmlns:cx6="http://schemas.microsoft.com/office/drawing/2016/5/12/chartex" xmlns:cx7="http://schemas.microsoft.com/office/drawing/2016/5/13/chartex" xmlns:cx8="http://schemas.microsoft.com/office/drawing/2016/5/14/chartex" xmlns:mc="http://schemas.openxmlformats.org/markup-compatibility/2006" xmlns:m="http://schemas.openxmlformats.org/officeDocument/2006/math" xmlns:aink="http://schemas.microsoft.com/office/drawing/2016/ink" xmlns:am3d="http://schemas.microsoft.com/office/drawing/2017/model3d" xmlns:oel="http://schemas.microsoft.com/office/2019/extlst" xmlns:r="http://schemas.openxmlformats.org/officeDocument/2006/relationships" xmlns:wp14="http://schemas.microsoft.com/office/word/2010/wordprocessingDrawing" xmlns:wp="http://schemas.openxmlformats.org/drawingml/2006/wordprocessingDrawing" xmlns:wpg="http://schemas.microsoft.com/office/word/2010/wordprocessingGroup" xmlns:wpi="http://schemas.microsoft.com/office/word/2010/wordprocessingInk" xmlns:wps="http://schemas.microsoft.com/office/word/2010/wordprocessingShape" xmlns:o="urn:schemas-microsoft-com:office:office" xmlns:v="urn:schemas-microsoft-com:vml" xmlns:w10="urn:schemas-microsoft-com:office:word" xmlns:w="http://schemas.openxmlformats.org/wordprocessingml/2006/main" xmlns:w14="http://schemas.microsoft.com/office/word/2010/wordml" xmlns:w15="http://schemas.microsoft.com/office/word/2012/wordml" xmlns:w16cex="http://schemas.microsoft.com/office/word/2018/wordml/cex" xmlns:w16cid="http://schemas.microsoft.com/office/word/2016/wordml/cid" xmlns:w16="http://schemas.microsoft.com/office/word/2018/wordml" xmlns:w16sdtdh="http://schemas.microsoft.com/office/word/2020/wordml/sdtdatahash" xmlns:w16sdtfl="http://schemas.microsoft.com/office/word/2024/wordml/sdtformatlock" xmlns:w16se="http://schemas.microsoft.com/office/word/2015/wordml/symex" xmlns:w16du="http://schemas.microsoft.com/office/word/2023/wordml/word16du" xmlns:wne="http://schemas.microsoft.com/office/word/2006/wordml" mc:Ignorable="w14 w15 w16se w16cid w16 w16cex w16sdtdh w16sdtfl w16du wp14">
   <w:body>
     <w:p>
       <w:pPr>
@@ -187,6 +187,17 @@
           <w:shd w:val="clear" w:color="auto" w:fill="F2F2F2"/>
         </w:rPr>
       </w:pPr>
+    </w:p>
+    <w:p>
+      <w:pPr>
+        <w:shd w:val="clear" w:color="auto" w:fill="FFFFFF" w:themeFill="background1"/>
+        <w:rPr>
+          <w:rStyle w:val="textlayer--absolute"/>
+          <w:rFonts w:cstheme="minorHAnsi"/>
+          <w:color w:val="000000" w:themeColor="text1"/>
+          <w:shd w:val="clear" w:color="auto" w:fill="F2F2F2"/>
+        </w:rPr>
+      </w:pPr>
       <w:r>
         <w:rPr>
           <w:rStyle w:val="textlayer--absolute"/>
@@ -194,13 +205,12 @@
           <w:noProof/>
           <w:color w:val="000000" w:themeColor="text1"/>
           <w:shd w:val="clear" w:color="auto" w:fill="F2F2F2"/>
-          <w:lang w:val="en-AU" w:eastAsia="zh-TW"/>
         </w:rPr>
         <w:drawing>
-          <wp:inline distT="0" distB="0" distL="0" distR="0" wp14:anchorId="0F6DA1DB" wp14:editId="2E5EFB29">
-            <wp:extent cx="8229600" cy="4131310"/>
-            <wp:effectExtent l="0" t="0" r="0" b="2540"/>
-            <wp:docPr id="1" name="圖片 1"/>
+          <wp:inline distT="0" distB="0" distL="0" distR="0" wp14:anchorId="43E6649C" wp14:editId="080C7248">
+            <wp:extent cx="8229600" cy="3294380"/>
+            <wp:effectExtent l="0" t="0" r="0" b="1270"/>
+            <wp:docPr id="2" name="圖片 2"/>
             <wp:cNvGraphicFramePr>
               <a:graphicFrameLocks xmlns:a="http://schemas.openxmlformats.org/drawingml/2006/main" noChangeAspect="1"/>
             </wp:cNvGraphicFramePr>
@@ -220,7 +230,7 @@
                   <pic:spPr>
                     <a:xfrm>
                       <a:off x="0" y="0"/>
-                      <a:ext cx="8229600" cy="4131310"/>
+                      <a:ext cx="8229600" cy="3294380"/>
                     </a:xfrm>
                     <a:prstGeom prst="rect">
                       <a:avLst/>
@@ -247,15 +257,15 @@
         <w:rPr>
           <w:rStyle w:val="textlayer--absolute"/>
           <w:rFonts w:cstheme="minorHAnsi"/>
-          <w:color w:val="000000" w:themeColor="text1"/>
-          <w:shd w:val="clear" w:color="auto" w:fill="F2F2F2"/>
-        </w:rPr>
-        <w:lastRenderedPageBreak/>
+          <w:noProof/>
+          <w:color w:val="000000" w:themeColor="text1"/>
+          <w:shd w:val="clear" w:color="auto" w:fill="F2F2F2"/>
+        </w:rPr>
         <w:drawing>
-          <wp:inline distT="0" distB="0" distL="0" distR="0" wp14:anchorId="43E6649C" wp14:editId="080C7248">
-            <wp:extent cx="8229600" cy="3294380"/>
-            <wp:effectExtent l="0" t="0" r="0" b="1270"/>
-            <wp:docPr id="2" name="圖片 2"/>
+          <wp:inline distT="0" distB="0" distL="0" distR="0" wp14:anchorId="42F82467" wp14:editId="631B4589">
+            <wp:extent cx="8229600" cy="922020"/>
+            <wp:effectExtent l="0" t="0" r="0" b="0"/>
+            <wp:docPr id="4" name="圖片 4"/>
             <wp:cNvGraphicFramePr>
               <a:graphicFrameLocks xmlns:a="http://schemas.openxmlformats.org/drawingml/2006/main" noChangeAspect="1"/>
             </wp:cNvGraphicFramePr>
@@ -275,61 +285,6 @@
                   <pic:spPr>
                     <a:xfrm>
                       <a:off x="0" y="0"/>
-                      <a:ext cx="8229600" cy="3294380"/>
-                    </a:xfrm>
-                    <a:prstGeom prst="rect">
-                      <a:avLst/>
-                    </a:prstGeom>
-                  </pic:spPr>
-                </pic:pic>
-              </a:graphicData>
-            </a:graphic>
-          </wp:inline>
-        </w:drawing>
-      </w:r>
-    </w:p>
-    <w:p>
-      <w:pPr>
-        <w:shd w:val="clear" w:color="auto" w:fill="FFFFFF" w:themeFill="background1"/>
-        <w:rPr>
-          <w:rStyle w:val="textlayer--absolute"/>
-          <w:rFonts w:cstheme="minorHAnsi"/>
-          <w:color w:val="000000" w:themeColor="text1"/>
-          <w:shd w:val="clear" w:color="auto" w:fill="F2F2F2"/>
-        </w:rPr>
-      </w:pPr>
-      <w:bookmarkStart w:id="0" w:name="_GoBack"/>
-      <w:r>
-        <w:rPr>
-          <w:rStyle w:val="textlayer--absolute"/>
-          <w:rFonts w:cstheme="minorHAnsi"/>
-          <w:color w:val="000000" w:themeColor="text1"/>
-          <w:shd w:val="clear" w:color="auto" w:fill="F2F2F2"/>
-        </w:rPr>
-        <w:drawing>
-          <wp:inline distT="0" distB="0" distL="0" distR="0" wp14:anchorId="42F82467" wp14:editId="631B4589">
-            <wp:extent cx="8229600" cy="922020"/>
-            <wp:effectExtent l="0" t="0" r="0" b="0"/>
-            <wp:docPr id="4" name="圖片 4"/>
-            <wp:cNvGraphicFramePr>
-              <a:graphicFrameLocks xmlns:a="http://schemas.openxmlformats.org/drawingml/2006/main" noChangeAspect="1"/>
-            </wp:cNvGraphicFramePr>
-            <a:graphic xmlns:a="http://schemas.openxmlformats.org/drawingml/2006/main">
-              <a:graphicData uri="http://schemas.openxmlformats.org/drawingml/2006/picture">
-                <pic:pic xmlns:pic="http://schemas.openxmlformats.org/drawingml/2006/picture">
-                  <pic:nvPicPr>
-                    <pic:cNvPr id="1" name=""/>
-                    <pic:cNvPicPr/>
-                  </pic:nvPicPr>
-                  <pic:blipFill>
-                    <a:blip r:embed="rId9"/>
-                    <a:stretch>
-                      <a:fillRect/>
-                    </a:stretch>
-                  </pic:blipFill>
-                  <pic:spPr>
-                    <a:xfrm>
-                      <a:off x="0" y="0"/>
                       <a:ext cx="8229600" cy="922020"/>
                     </a:xfrm>
                     <a:prstGeom prst="rect">
@@ -342,7 +297,6 @@
           </wp:inline>
         </w:drawing>
       </w:r>
-      <w:bookmarkEnd w:id="0"/>
     </w:p>
     <w:p>
       <w:pPr>
@@ -1219,27 +1173,7 @@
           <w:color w:val="000000" w:themeColor="text1"/>
           <w:shd w:val="clear" w:color="auto" w:fill="F2F2F2"/>
         </w:rPr>
-        <w:t xml:space="preserve">business. If you have used supporting tools such as </w:t>
-      </w:r>
-      <w:proofErr w:type="spellStart"/>
-      <w:r>
-        <w:rPr>
-          <w:rStyle w:val="textlayer--absolute"/>
-          <w:rFonts w:cstheme="minorHAnsi"/>
-          <w:color w:val="000000" w:themeColor="text1"/>
-          <w:shd w:val="clear" w:color="auto" w:fill="F2F2F2"/>
-        </w:rPr>
-        <w:t>ChatGPT</w:t>
-      </w:r>
-      <w:proofErr w:type="spellEnd"/>
-      <w:r>
-        <w:rPr>
-          <w:rStyle w:val="textlayer--absolute"/>
-          <w:rFonts w:cstheme="minorHAnsi"/>
-          <w:color w:val="000000" w:themeColor="text1"/>
-          <w:shd w:val="clear" w:color="auto" w:fill="F2F2F2"/>
-        </w:rPr>
-        <w:t xml:space="preserve"> to</w:t>
+        <w:t>business. If you have used supporting tools such as ChatGPT to</w:t>
       </w:r>
       <w:r>
         <w:rPr>
@@ -1565,12 +1499,11 @@
           <w:color w:val="000000" w:themeColor="text1"/>
           <w:shd w:val="clear" w:color="auto" w:fill="F2F2F2"/>
         </w:rPr>
-        <w:lastRenderedPageBreak/>
         <w:t xml:space="preserve"> </w:t>
       </w:r>
     </w:p>
     <w:sectPr>
-      <w:footerReference w:type="default" r:id="rId10"/>
+      <w:footerReference w:type="default" r:id="rId9"/>
       <w:pgSz w:w="15840" w:h="12240" w:orient="landscape"/>
       <w:pgMar w:top="1440" w:right="1440" w:bottom="1440" w:left="1440" w:header="720" w:footer="720" w:gutter="0"/>
       <w:cols w:space="720"/>
@@ -1581,7 +1514,7 @@
 </file>
 
 <file path=word/endnotes.xml><?xml version="1.0" encoding="utf-8"?>
-<w:endnotes xmlns:wpc="http://schemas.microsoft.com/office/word/2010/wordprocessingCanvas" xmlns:mc="http://schemas.openxmlformats.org/markup-compatibility/2006" xmlns:o="urn:schemas-microsoft-com:office:office" xmlns:r="http://schemas.openxmlformats.org/officeDocument/2006/relationships" xmlns:m="http://schemas.openxmlformats.org/officeDocument/2006/math" xmlns:v="urn:schemas-microsoft-com:vml" xmlns:wp14="http://schemas.microsoft.com/office/word/2010/wordprocessingDrawing" xmlns:wp="http://schemas.openxmlformats.org/drawingml/2006/wordprocessingDrawing" xmlns:w10="urn:schemas-microsoft-com:office:word" xmlns:w="http://schemas.openxmlformats.org/wordprocessingml/2006/main" xmlns:w14="http://schemas.microsoft.com/office/word/2010/wordml" xmlns:w15="http://schemas.microsoft.com/office/word/2012/wordml" xmlns:wpg="http://schemas.microsoft.com/office/word/2010/wordprocessingGroup" xmlns:wpi="http://schemas.microsoft.com/office/word/2010/wordprocessingInk" xmlns:wne="http://schemas.microsoft.com/office/word/2006/wordml" xmlns:wps="http://schemas.microsoft.com/office/word/2010/wordprocessingShape" mc:Ignorable="w14 w15 wp14">
+<w:endnotes xmlns:wpc="http://schemas.microsoft.com/office/word/2010/wordprocessingCanvas" xmlns:cx="http://schemas.microsoft.com/office/drawing/2014/chartex" xmlns:cx1="http://schemas.microsoft.com/office/drawing/2015/9/8/chartex" xmlns:cx2="http://schemas.microsoft.com/office/drawing/2015/10/21/chartex" xmlns:cx3="http://schemas.microsoft.com/office/drawing/2016/5/9/chartex" xmlns:cx4="http://schemas.microsoft.com/office/drawing/2016/5/10/chartex" xmlns:cx5="http://schemas.microsoft.com/office/drawing/2016/5/11/chartex" xmlns:cx6="http://schemas.microsoft.com/office/drawing/2016/5/12/chartex" xmlns:cx7="http://schemas.microsoft.com/office/drawing/2016/5/13/chartex" xmlns:cx8="http://schemas.microsoft.com/office/drawing/2016/5/14/chartex" xmlns:mc="http://schemas.openxmlformats.org/markup-compatibility/2006" xmlns:m="http://schemas.openxmlformats.org/officeDocument/2006/math" xmlns:aink="http://schemas.microsoft.com/office/drawing/2016/ink" xmlns:am3d="http://schemas.microsoft.com/office/drawing/2017/model3d" xmlns:oel="http://schemas.microsoft.com/office/2019/extlst" xmlns:r="http://schemas.openxmlformats.org/officeDocument/2006/relationships" xmlns:wp14="http://schemas.microsoft.com/office/word/2010/wordprocessingDrawing" xmlns:wp="http://schemas.openxmlformats.org/drawingml/2006/wordprocessingDrawing" xmlns:wpg="http://schemas.microsoft.com/office/word/2010/wordprocessingGroup" xmlns:wpi="http://schemas.microsoft.com/office/word/2010/wordprocessingInk" xmlns:wps="http://schemas.microsoft.com/office/word/2010/wordprocessingShape" xmlns:o="urn:schemas-microsoft-com:office:office" xmlns:v="urn:schemas-microsoft-com:vml" xmlns:w10="urn:schemas-microsoft-com:office:word" xmlns:w="http://schemas.openxmlformats.org/wordprocessingml/2006/main" xmlns:w14="http://schemas.microsoft.com/office/word/2010/wordml" xmlns:w15="http://schemas.microsoft.com/office/word/2012/wordml" xmlns:w16cex="http://schemas.microsoft.com/office/word/2018/wordml/cex" xmlns:w16cid="http://schemas.microsoft.com/office/word/2016/wordml/cid" xmlns:w16="http://schemas.microsoft.com/office/word/2018/wordml" xmlns:w16sdtdh="http://schemas.microsoft.com/office/word/2020/wordml/sdtdatahash" xmlns:w16sdtfl="http://schemas.microsoft.com/office/word/2024/wordml/sdtformatlock" xmlns:w16se="http://schemas.microsoft.com/office/word/2015/wordml/symex" xmlns:w16du="http://schemas.microsoft.com/office/word/2023/wordml/word16du" xmlns:wne="http://schemas.microsoft.com/office/word/2006/wordml" mc:Ignorable="w14 w15 w16se w16cid w16 w16cex w16sdtdh w16sdtfl w16du wp14">
   <w:endnote w:type="separator" w:id="-1">
     <w:p>
       <w:pPr>
@@ -1606,7 +1539,7 @@
 </file>
 
 <file path=word/footer1.xml><?xml version="1.0" encoding="utf-8"?>
-<w:ftr xmlns:wpc="http://schemas.microsoft.com/office/word/2010/wordprocessingCanvas" xmlns:mc="http://schemas.openxmlformats.org/markup-compatibility/2006" xmlns:o="urn:schemas-microsoft-com:office:office" xmlns:r="http://schemas.openxmlformats.org/officeDocument/2006/relationships" xmlns:m="http://schemas.openxmlformats.org/officeDocument/2006/math" xmlns:v="urn:schemas-microsoft-com:vml" xmlns:wp14="http://schemas.microsoft.com/office/word/2010/wordprocessingDrawing" xmlns:wp="http://schemas.openxmlformats.org/drawingml/2006/wordprocessingDrawing" xmlns:w10="urn:schemas-microsoft-com:office:word" xmlns:w="http://schemas.openxmlformats.org/wordprocessingml/2006/main" xmlns:w14="http://schemas.microsoft.com/office/word/2010/wordml" xmlns:w15="http://schemas.microsoft.com/office/word/2012/wordml" xmlns:wpg="http://schemas.microsoft.com/office/word/2010/wordprocessingGroup" xmlns:wpi="http://schemas.microsoft.com/office/word/2010/wordprocessingInk" xmlns:wne="http://schemas.microsoft.com/office/word/2006/wordml" xmlns:wps="http://schemas.microsoft.com/office/word/2010/wordprocessingShape" mc:Ignorable="w14 w15 wp14">
+<w:ftr xmlns:wpc="http://schemas.microsoft.com/office/word/2010/wordprocessingCanvas" xmlns:cx="http://schemas.microsoft.com/office/drawing/2014/chartex" xmlns:cx1="http://schemas.microsoft.com/office/drawing/2015/9/8/chartex" xmlns:cx2="http://schemas.microsoft.com/office/drawing/2015/10/21/chartex" xmlns:cx3="http://schemas.microsoft.com/office/drawing/2016/5/9/chartex" xmlns:cx4="http://schemas.microsoft.com/office/drawing/2016/5/10/chartex" xmlns:cx5="http://schemas.microsoft.com/office/drawing/2016/5/11/chartex" xmlns:cx6="http://schemas.microsoft.com/office/drawing/2016/5/12/chartex" xmlns:cx7="http://schemas.microsoft.com/office/drawing/2016/5/13/chartex" xmlns:cx8="http://schemas.microsoft.com/office/drawing/2016/5/14/chartex" xmlns:mc="http://schemas.openxmlformats.org/markup-compatibility/2006" xmlns:m="http://schemas.openxmlformats.org/officeDocument/2006/math" xmlns:aink="http://schemas.microsoft.com/office/drawing/2016/ink" xmlns:am3d="http://schemas.microsoft.com/office/drawing/2017/model3d" xmlns:oel="http://schemas.microsoft.com/office/2019/extlst" xmlns:r="http://schemas.openxmlformats.org/officeDocument/2006/relationships" xmlns:wp14="http://schemas.microsoft.com/office/word/2010/wordprocessingDrawing" xmlns:wp="http://schemas.openxmlformats.org/drawingml/2006/wordprocessingDrawing" xmlns:wpg="http://schemas.microsoft.com/office/word/2010/wordprocessingGroup" xmlns:wpi="http://schemas.microsoft.com/office/word/2010/wordprocessingInk" xmlns:wps="http://schemas.microsoft.com/office/word/2010/wordprocessingShape" xmlns:o="urn:schemas-microsoft-com:office:office" xmlns:v="urn:schemas-microsoft-com:vml" xmlns:w10="urn:schemas-microsoft-com:office:word" xmlns:w="http://schemas.openxmlformats.org/wordprocessingml/2006/main" xmlns:w14="http://schemas.microsoft.com/office/word/2010/wordml" xmlns:w15="http://schemas.microsoft.com/office/word/2012/wordml" xmlns:w16cex="http://schemas.microsoft.com/office/word/2018/wordml/cex" xmlns:w16cid="http://schemas.microsoft.com/office/word/2016/wordml/cid" xmlns:w16="http://schemas.microsoft.com/office/word/2018/wordml" xmlns:w16sdtdh="http://schemas.microsoft.com/office/word/2020/wordml/sdtdatahash" xmlns:w16sdtfl="http://schemas.microsoft.com/office/word/2024/wordml/sdtformatlock" xmlns:w16se="http://schemas.microsoft.com/office/word/2015/wordml/symex" xmlns:w16du="http://schemas.microsoft.com/office/word/2023/wordml/word16du" xmlns:wne="http://schemas.microsoft.com/office/word/2006/wordml" mc:Ignorable="w14 w15 w16se w16cid w16 w16cex w16sdtdh w16sdtfl w16du wp14">
   <w:sdt>
     <w:sdtPr>
       <w:id w:val="-707566498"/>
@@ -1659,7 +1592,7 @@
 </file>
 
 <file path=word/footnotes.xml><?xml version="1.0" encoding="utf-8"?>
-<w:footnotes xmlns:wpc="http://schemas.microsoft.com/office/word/2010/wordprocessingCanvas" xmlns:mc="http://schemas.openxmlformats.org/markup-compatibility/2006" xmlns:o="urn:schemas-microsoft-com:office:office" xmlns:r="http://schemas.openxmlformats.org/officeDocument/2006/relationships" xmlns:m="http://schemas.openxmlformats.org/officeDocument/2006/math" xmlns:v="urn:schemas-microsoft-com:vml" xmlns:wp14="http://schemas.microsoft.com/office/word/2010/wordprocessingDrawing" xmlns:wp="http://schemas.openxmlformats.org/drawingml/2006/wordprocessingDrawing" xmlns:w10="urn:schemas-microsoft-com:office:word" xmlns:w="http://schemas.openxmlformats.org/wordprocessingml/2006/main" xmlns:w14="http://schemas.microsoft.com/office/word/2010/wordml" xmlns:w15="http://schemas.microsoft.com/office/word/2012/wordml" xmlns:wpg="http://schemas.microsoft.com/office/word/2010/wordprocessingGroup" xmlns:wpi="http://schemas.microsoft.com/office/word/2010/wordprocessingInk" xmlns:wne="http://schemas.microsoft.com/office/word/2006/wordml" xmlns:wps="http://schemas.microsoft.com/office/word/2010/wordprocessingShape" mc:Ignorable="w14 w15 wp14">
+<w:footnotes xmlns:wpc="http://schemas.microsoft.com/office/word/2010/wordprocessingCanvas" xmlns:cx="http://schemas.microsoft.com/office/drawing/2014/chartex" xmlns:cx1="http://schemas.microsoft.com/office/drawing/2015/9/8/chartex" xmlns:cx2="http://schemas.microsoft.com/office/drawing/2015/10/21/chartex" xmlns:cx3="http://schemas.microsoft.com/office/drawing/2016/5/9/chartex" xmlns:cx4="http://schemas.microsoft.com/office/drawing/2016/5/10/chartex" xmlns:cx5="http://schemas.microsoft.com/office/drawing/2016/5/11/chartex" xmlns:cx6="http://schemas.microsoft.com/office/drawing/2016/5/12/chartex" xmlns:cx7="http://schemas.microsoft.com/office/drawing/2016/5/13/chartex" xmlns:cx8="http://schemas.microsoft.com/office/drawing/2016/5/14/chartex" xmlns:mc="http://schemas.openxmlformats.org/markup-compatibility/2006" xmlns:m="http://schemas.openxmlformats.org/officeDocument/2006/math" xmlns:aink="http://schemas.microsoft.com/office/drawing/2016/ink" xmlns:am3d="http://schemas.microsoft.com/office/drawing/2017/model3d" xmlns:oel="http://schemas.microsoft.com/office/2019/extlst" xmlns:r="http://schemas.openxmlformats.org/officeDocument/2006/relationships" xmlns:wp14="http://schemas.microsoft.com/office/word/2010/wordprocessingDrawing" xmlns:wp="http://schemas.openxmlformats.org/drawingml/2006/wordprocessingDrawing" xmlns:wpg="http://schemas.microsoft.com/office/word/2010/wordprocessingGroup" xmlns:wpi="http://schemas.microsoft.com/office/word/2010/wordprocessingInk" xmlns:wps="http://schemas.microsoft.com/office/word/2010/wordprocessingShape" xmlns:o="urn:schemas-microsoft-com:office:office" xmlns:v="urn:schemas-microsoft-com:vml" xmlns:w10="urn:schemas-microsoft-com:office:word" xmlns:w="http://schemas.openxmlformats.org/wordprocessingml/2006/main" xmlns:w14="http://schemas.microsoft.com/office/word/2010/wordml" xmlns:w15="http://schemas.microsoft.com/office/word/2012/wordml" xmlns:w16cex="http://schemas.microsoft.com/office/word/2018/wordml/cex" xmlns:w16cid="http://schemas.microsoft.com/office/word/2016/wordml/cid" xmlns:w16="http://schemas.microsoft.com/office/word/2018/wordml" xmlns:w16sdtdh="http://schemas.microsoft.com/office/word/2020/wordml/sdtdatahash" xmlns:w16sdtfl="http://schemas.microsoft.com/office/word/2024/wordml/sdtformatlock" xmlns:w16se="http://schemas.microsoft.com/office/word/2015/wordml/symex" xmlns:w16du="http://schemas.microsoft.com/office/word/2023/wordml/word16du" xmlns:wne="http://schemas.microsoft.com/office/word/2006/wordml" mc:Ignorable="w14 w15 w16se w16cid w16 w16cex w16sdtdh w16sdtfl w16du wp14">
   <w:footnote w:type="separator" w:id="-1">
     <w:p>
       <w:pPr>
@@ -1684,7 +1617,7 @@
 </file>
 
 <file path=word/numbering.xml><?xml version="1.0" encoding="utf-8"?>
-<w:numbering xmlns:wpc="http://schemas.microsoft.com/office/word/2010/wordprocessingCanvas" xmlns:mc="http://schemas.openxmlformats.org/markup-compatibility/2006" xmlns:o="urn:schemas-microsoft-com:office:office" xmlns:r="http://schemas.openxmlformats.org/officeDocument/2006/relationships" xmlns:m="http://schemas.openxmlformats.org/officeDocument/2006/math" xmlns:v="urn:schemas-microsoft-com:vml" xmlns:wp14="http://schemas.microsoft.com/office/word/2010/wordprocessingDrawing" xmlns:wp="http://schemas.openxmlformats.org/drawingml/2006/wordprocessingDrawing" xmlns:w10="urn:schemas-microsoft-com:office:word" xmlns:w="http://schemas.openxmlformats.org/wordprocessingml/2006/main" xmlns:w14="http://schemas.microsoft.com/office/word/2010/wordml" xmlns:w15="http://schemas.microsoft.com/office/word/2012/wordml" xmlns:wpg="http://schemas.microsoft.com/office/word/2010/wordprocessingGroup" xmlns:wpi="http://schemas.microsoft.com/office/word/2010/wordprocessingInk" xmlns:wne="http://schemas.microsoft.com/office/word/2006/wordml" xmlns:wps="http://schemas.microsoft.com/office/word/2010/wordprocessingShape" mc:Ignorable="w14 w15 wp14">
+<w:numbering xmlns:wpc="http://schemas.microsoft.com/office/word/2010/wordprocessingCanvas" xmlns:cx="http://schemas.microsoft.com/office/drawing/2014/chartex" xmlns:cx1="http://schemas.microsoft.com/office/drawing/2015/9/8/chartex" xmlns:cx2="http://schemas.microsoft.com/office/drawing/2015/10/21/chartex" xmlns:cx3="http://schemas.microsoft.com/office/drawing/2016/5/9/chartex" xmlns:cx4="http://schemas.microsoft.com/office/drawing/2016/5/10/chartex" xmlns:cx5="http://schemas.microsoft.com/office/drawing/2016/5/11/chartex" xmlns:cx6="http://schemas.microsoft.com/office/drawing/2016/5/12/chartex" xmlns:cx7="http://schemas.microsoft.com/office/drawing/2016/5/13/chartex" xmlns:cx8="http://schemas.microsoft.com/office/drawing/2016/5/14/chartex" xmlns:mc="http://schemas.openxmlformats.org/markup-compatibility/2006" xmlns:m="http://schemas.openxmlformats.org/officeDocument/2006/math" xmlns:aink="http://schemas.microsoft.com/office/drawing/2016/ink" xmlns:am3d="http://schemas.microsoft.com/office/drawing/2017/model3d" xmlns:oel="http://schemas.microsoft.com/office/2019/extlst" xmlns:r="http://schemas.openxmlformats.org/officeDocument/2006/relationships" xmlns:wp14="http://schemas.microsoft.com/office/word/2010/wordprocessingDrawing" xmlns:wp="http://schemas.openxmlformats.org/drawingml/2006/wordprocessingDrawing" xmlns:wpg="http://schemas.microsoft.com/office/word/2010/wordprocessingGroup" xmlns:wpi="http://schemas.microsoft.com/office/word/2010/wordprocessingInk" xmlns:wps="http://schemas.microsoft.com/office/word/2010/wordprocessingShape" xmlns:o="urn:schemas-microsoft-com:office:office" xmlns:v="urn:schemas-microsoft-com:vml" xmlns:w10="urn:schemas-microsoft-com:office:word" xmlns:w="http://schemas.openxmlformats.org/wordprocessingml/2006/main" xmlns:w14="http://schemas.microsoft.com/office/word/2010/wordml" xmlns:w15="http://schemas.microsoft.com/office/word/2012/wordml" xmlns:w16cex="http://schemas.microsoft.com/office/word/2018/wordml/cex" xmlns:w16cid="http://schemas.microsoft.com/office/word/2016/wordml/cid" xmlns:w16="http://schemas.microsoft.com/office/word/2018/wordml" xmlns:w16sdtdh="http://schemas.microsoft.com/office/word/2020/wordml/sdtdatahash" xmlns:w16sdtfl="http://schemas.microsoft.com/office/word/2024/wordml/sdtformatlock" xmlns:w16se="http://schemas.microsoft.com/office/word/2015/wordml/symex" xmlns:w16du="http://schemas.microsoft.com/office/word/2023/wordml/word16du" xmlns:wne="http://schemas.microsoft.com/office/word/2006/wordml" mc:Ignorable="w14 w15 w16se w16cid w16 w16cex w16sdtdh w16sdtfl w16du wp14">
   <w:abstractNum w:abstractNumId="0" w15:restartNumberingAfterBreak="0">
     <w:nsid w:val="4E3B761F"/>
     <w:multiLevelType w:val="hybridMultilevel"/>
@@ -2041,27 +1974,27 @@
       </w:pPr>
     </w:lvl>
   </w:abstractNum>
-  <w:num w:numId="1">
+  <w:num w:numId="1" w16cid:durableId="685139228">
     <w:abstractNumId w:val="0"/>
   </w:num>
-  <w:num w:numId="2">
+  <w:num w:numId="2" w16cid:durableId="1548639488">
     <w:abstractNumId w:val="1"/>
   </w:num>
-  <w:num w:numId="3">
+  <w:num w:numId="3" w16cid:durableId="598410044">
     <w:abstractNumId w:val="3"/>
   </w:num>
-  <w:num w:numId="4">
+  <w:num w:numId="4" w16cid:durableId="1242176064">
     <w:abstractNumId w:val="2"/>
   </w:num>
 </w:numbering>
 </file>
 
 <file path=word/styles.xml><?xml version="1.0" encoding="utf-8"?>
-<w:styles xmlns:mc="http://schemas.openxmlformats.org/markup-compatibility/2006" xmlns:r="http://schemas.openxmlformats.org/officeDocument/2006/relationships" xmlns:w="http://schemas.openxmlformats.org/wordprocessingml/2006/main" xmlns:w14="http://schemas.microsoft.com/office/word/2010/wordml" xmlns:w15="http://schemas.microsoft.com/office/word/2012/wordml" mc:Ignorable="w14 w15">
+<w:styles xmlns:mc="http://schemas.openxmlformats.org/markup-compatibility/2006" xmlns:r="http://schemas.openxmlformats.org/officeDocument/2006/relationships" xmlns:w="http://schemas.openxmlformats.org/wordprocessingml/2006/main" xmlns:w14="http://schemas.microsoft.com/office/word/2010/wordml" xmlns:w15="http://schemas.microsoft.com/office/word/2012/wordml" xmlns:w16cex="http://schemas.microsoft.com/office/word/2018/wordml/cex" xmlns:w16cid="http://schemas.microsoft.com/office/word/2016/wordml/cid" xmlns:w16="http://schemas.microsoft.com/office/word/2018/wordml" xmlns:w16sdtdh="http://schemas.microsoft.com/office/word/2020/wordml/sdtdatahash" xmlns:w16sdtfl="http://schemas.microsoft.com/office/word/2024/wordml/sdtformatlock" xmlns:w16se="http://schemas.microsoft.com/office/word/2015/wordml/symex" xmlns:w16du="http://schemas.microsoft.com/office/word/2023/wordml/word16du" mc:Ignorable="w14 w15 w16se w16cid w16 w16cex w16sdtdh w16sdtfl w16du">
   <w:docDefaults>
     <w:rPrDefault>
       <w:rPr>
-        <w:rFonts w:asciiTheme="minorHAnsi" w:eastAsiaTheme="minorHAnsi" w:hAnsiTheme="minorHAnsi" w:cstheme="minorBidi"/>
+        <w:rFonts w:asciiTheme="minorHAnsi" w:eastAsiaTheme="minorEastAsia" w:hAnsiTheme="minorHAnsi" w:cstheme="minorBidi"/>
         <w:kern w:val="2"/>
         <w:sz w:val="22"/>
         <w:szCs w:val="22"/>
@@ -2075,7 +2008,7 @@
       </w:pPr>
     </w:pPrDefault>
   </w:docDefaults>
-  <w:latentStyles w:defLockedState="0" w:defUIPriority="99" w:defSemiHidden="0" w:defUnhideWhenUsed="0" w:defQFormat="0" w:count="371">
+  <w:latentStyles w:defLockedState="0" w:defUIPriority="99" w:defSemiHidden="0" w:defUnhideWhenUsed="0" w:defQFormat="0" w:count="376">
     <w:lsdException w:name="Normal" w:uiPriority="0" w:qFormat="1"/>
     <w:lsdException w:name="heading 1" w:uiPriority="9" w:qFormat="1"/>
     <w:lsdException w:name="heading 2" w:semiHidden="1" w:uiPriority="9" w:unhideWhenUsed="1" w:qFormat="1"/>
@@ -2447,6 +2380,11 @@
     <w:lsdException w:name="List Table 5 Dark Accent 6" w:uiPriority="50"/>
     <w:lsdException w:name="List Table 6 Colorful Accent 6" w:uiPriority="51"/>
     <w:lsdException w:name="List Table 7 Colorful Accent 6" w:uiPriority="52"/>
+    <w:lsdException w:name="Mention" w:semiHidden="1" w:unhideWhenUsed="1"/>
+    <w:lsdException w:name="Smart Hyperlink" w:semiHidden="1" w:unhideWhenUsed="1"/>
+    <w:lsdException w:name="Hashtag" w:semiHidden="1" w:unhideWhenUsed="1"/>
+    <w:lsdException w:name="Unresolved Mention" w:semiHidden="1" w:unhideWhenUsed="1"/>
+    <w:lsdException w:name="Smart Link" w:semiHidden="1" w:unhideWhenUsed="1"/>
   </w:latentStyles>
   <w:style w:type="paragraph" w:default="1" w:styleId="a">
     <w:name w:val="Normal"/>
